--- a/docs/Курсовая_FitnessCenter.docx
+++ b/docs/Курсовая_FitnessCenter.docx
@@ -418,10 +418,14 @@
           <w:lang w:val="ru-RU"/>
           <w14:ligatures w14:val="standardContextual"/>
         </w:rPr>
-        <w:t xml:space="preserve">Краснов </w:t>
-      </w:r>
-      <w:proofErr w:type="gramStart"/>
-      <w:r>
+        <w:t>Краснов А.М.</w:t>
+      </w:r>
+    </w:p>
+    <w:p>
+      <w:pPr>
+        <w:spacing w:after="0"/>
+        <w:ind w:left="5245" w:firstLine="425"/>
+        <w:jc w:val="right"/>
         <w:rPr>
           <w:rFonts w:eastAsia="Calibri" w:cs="Times New Roman"/>
           <w:kern w:val="2"/>
@@ -429,9 +433,17 @@
           <w:lang w:val="ru-RU"/>
           <w14:ligatures w14:val="standardContextual"/>
         </w:rPr>
-        <w:t>А.М.</w:t>
-      </w:r>
-      <w:proofErr w:type="gramEnd"/>
+      </w:pPr>
+      <w:r>
+        <w:rPr>
+          <w:rFonts w:eastAsia="Calibri" w:cs="Times New Roman"/>
+          <w:kern w:val="2"/>
+          <w:szCs w:val="28"/>
+          <w:lang w:val="ru-RU"/>
+          <w14:ligatures w14:val="standardContextual"/>
+        </w:rPr>
+        <w:t>Проверил:</w:t>
+      </w:r>
     </w:p>
     <w:p>
       <w:pPr>
@@ -454,13 +466,13 @@
           <w:lang w:val="ru-RU"/>
           <w14:ligatures w14:val="standardContextual"/>
         </w:rPr>
-        <w:t>Проверил:</w:t>
+        <w:t xml:space="preserve"> канд. пед. наук, доцент:</w:t>
       </w:r>
     </w:p>
     <w:p>
       <w:pPr>
         <w:spacing w:after="0"/>
-        <w:ind w:left="5245" w:firstLine="425"/>
+        <w:ind w:firstLine="709"/>
         <w:jc w:val="right"/>
         <w:rPr>
           <w:rFonts w:eastAsia="Calibri" w:cs="Times New Roman"/>
@@ -478,44 +490,8 @@
           <w:lang w:val="ru-RU"/>
           <w14:ligatures w14:val="standardContextual"/>
         </w:rPr>
-        <w:t xml:space="preserve"> канд. пед. наук, доцент:</w:t>
-      </w:r>
-    </w:p>
-    <w:p>
-      <w:pPr>
-        <w:spacing w:after="0"/>
-        <w:ind w:firstLine="709"/>
-        <w:jc w:val="right"/>
-        <w:rPr>
-          <w:rFonts w:eastAsia="Calibri" w:cs="Times New Roman"/>
-          <w:kern w:val="2"/>
-          <w:szCs w:val="28"/>
-          <w:lang w:val="ru-RU"/>
-          <w14:ligatures w14:val="standardContextual"/>
-        </w:rPr>
-      </w:pPr>
-      <w:r>
-        <w:rPr>
-          <w:rFonts w:eastAsia="Calibri" w:cs="Times New Roman"/>
-          <w:kern w:val="2"/>
-          <w:szCs w:val="28"/>
-          <w:lang w:val="ru-RU"/>
-          <w14:ligatures w14:val="standardContextual"/>
-        </w:rPr>
-        <w:t xml:space="preserve">Фёдорова </w:t>
-      </w:r>
-      <w:proofErr w:type="gramStart"/>
-      <w:r>
-        <w:rPr>
-          <w:rFonts w:eastAsia="Calibri" w:cs="Times New Roman"/>
-          <w:kern w:val="2"/>
-          <w:szCs w:val="28"/>
-          <w:lang w:val="ru-RU"/>
-          <w14:ligatures w14:val="standardContextual"/>
-        </w:rPr>
-        <w:t>О.В.</w:t>
-      </w:r>
-      <w:proofErr w:type="gramEnd"/>
+        <w:t>Фёдорова О.В.</w:t>
+      </w:r>
     </w:p>
     <w:p>
       <w:pPr>
@@ -5095,6 +5071,9 @@
       <w:pPr>
         <w:spacing w:after="0"/>
         <w:ind w:firstLine="709"/>
+        <w:rPr>
+          <w:lang w:val="ru-RU"/>
+        </w:rPr>
       </w:pPr>
       <w:r>
         <w:rPr>
@@ -5120,51 +5099,31 @@
         </w:rPr>
         <w:t xml:space="preserve">), визуализирующая взаимодействие актёров (Гость, Пользователь, Администратор) с системой. </w:t>
       </w:r>
-      <w:proofErr w:type="spellStart"/>
-      <w:r>
-        <w:t>Диаграмма</w:t>
-      </w:r>
-      <w:proofErr w:type="spellEnd"/>
-      <w:r>
-        <w:t xml:space="preserve"> </w:t>
-      </w:r>
-      <w:proofErr w:type="spellStart"/>
-      <w:r>
-        <w:t>представлена</w:t>
-      </w:r>
-      <w:proofErr w:type="spellEnd"/>
-      <w:r>
-        <w:t xml:space="preserve"> </w:t>
-      </w:r>
-      <w:proofErr w:type="spellStart"/>
-      <w:r>
-        <w:t>на</w:t>
-      </w:r>
-      <w:proofErr w:type="spellEnd"/>
-      <w:r>
-        <w:t xml:space="preserve"> </w:t>
-      </w:r>
-      <w:proofErr w:type="spellStart"/>
-      <w:r>
-        <w:t>рисунке</w:t>
-      </w:r>
-      <w:proofErr w:type="spellEnd"/>
-      <w:r>
-        <w:t xml:space="preserve"> ниже.</w:t>
+      <w:r>
+        <w:rPr>
+          <w:lang w:val="ru-RU"/>
+        </w:rPr>
+        <w:t>Диаграмма представлена на рисунке ниже.</w:t>
       </w:r>
     </w:p>
     <w:p>
       <w:pPr>
         <w:spacing w:before="120" w:after="40" w:line="240" w:lineRule="auto"/>
         <w:jc w:val="center"/>
-      </w:pPr>
-      <w:r>
+        <w:rPr>
+          <w:lang w:val="ru-RU"/>
+        </w:rPr>
+      </w:pPr>
+      <w:r>
+        <w:rPr>
+          <w:lang w:val="ru-RU"/>
+        </w:rPr>
         <w:lastRenderedPageBreak/>
         <w:drawing>
-          <wp:inline distT="0" distB="0" distL="0" distR="0" wp14:anchorId="6C962773" wp14:editId="09A3F1CF">
-            <wp:extent cx="4537816" cy="7829550"/>
-            <wp:effectExtent l="0" t="0" r="0" b="0"/>
-            <wp:docPr id="1448606772" name="Рисунок 1"/>
+          <wp:inline distT="0" distB="0" distL="0" distR="0" wp14:anchorId="1ABC7E2E" wp14:editId="1A0E2C23">
+            <wp:extent cx="5083659" cy="8282763"/>
+            <wp:effectExtent l="0" t="0" r="3175" b="4445"/>
+            <wp:docPr id="1974420511" name="Рисунок 1"/>
             <wp:cNvGraphicFramePr>
               <a:graphicFrameLocks xmlns:a="http://schemas.openxmlformats.org/drawingml/2006/main" noChangeAspect="1"/>
             </wp:cNvGraphicFramePr>
@@ -5172,7 +5131,7 @@
               <a:graphicData uri="http://schemas.openxmlformats.org/drawingml/2006/picture">
                 <pic:pic xmlns:pic="http://schemas.openxmlformats.org/drawingml/2006/picture">
                   <pic:nvPicPr>
-                    <pic:cNvPr id="1448606772" name=""/>
+                    <pic:cNvPr id="1974420511" name=""/>
                     <pic:cNvPicPr/>
                   </pic:nvPicPr>
                   <pic:blipFill>
@@ -5184,7 +5143,7 @@
                   <pic:spPr>
                     <a:xfrm>
                       <a:off x="0" y="0"/>
-                      <a:ext cx="4539129" cy="7831816"/>
+                      <a:ext cx="5087419" cy="8288890"/>
                     </a:xfrm>
                     <a:prstGeom prst="rect">
                       <a:avLst/>
@@ -5201,6 +5160,9 @@
       <w:pPr>
         <w:spacing w:after="120"/>
         <w:jc w:val="center"/>
+        <w:rPr>
+          <w:lang w:val="ru-RU"/>
+        </w:rPr>
       </w:pPr>
       <w:r>
         <w:rPr>
@@ -5246,7 +5208,69 @@
           <w:lang w:val="ru-RU"/>
         </w:rPr>
         <w:lastRenderedPageBreak/>
-        <w:t>В диаграмме выделены три актёра: Гость (может просматривать каталог и авторизоваться), Пользователь (наследует возможности гостя; может совершать покупки, записываться на тренировки и управлять прогрессом) и Администратор (наследует возможности пользователя; управляет всеми сущностями системы).</w:t>
+        <w:t xml:space="preserve">В диаграмме выделены </w:t>
+      </w:r>
+      <w:r>
+        <w:rPr>
+          <w:lang w:val="ru-RU"/>
+        </w:rPr>
+        <w:t>два</w:t>
+      </w:r>
+      <w:r>
+        <w:rPr>
+          <w:lang w:val="ru-RU"/>
+        </w:rPr>
+        <w:t xml:space="preserve"> актёра: Пользователь (</w:t>
+      </w:r>
+      <w:r>
+        <w:rPr>
+          <w:lang w:val="ru-RU"/>
+        </w:rPr>
+        <w:t>может просматривать каталог и авторизоваться</w:t>
+      </w:r>
+      <w:r>
+        <w:rPr>
+          <w:lang w:val="ru-RU"/>
+        </w:rPr>
+        <w:t xml:space="preserve">, </w:t>
+      </w:r>
+      <w:r>
+        <w:rPr>
+          <w:lang w:val="ru-RU"/>
+        </w:rPr>
+        <w:t xml:space="preserve">совершать покупки, записываться на тренировки и </w:t>
+      </w:r>
+      <w:r>
+        <w:rPr>
+          <w:lang w:val="ru-RU"/>
+        </w:rPr>
+        <w:t>записывать их результат</w:t>
+      </w:r>
+      <w:r>
+        <w:rPr>
+          <w:lang w:val="ru-RU"/>
+        </w:rPr>
+        <w:t xml:space="preserve">) и Администратор </w:t>
+      </w:r>
+      <w:proofErr w:type="gramStart"/>
+      <w:r>
+        <w:rPr>
+          <w:lang w:val="ru-RU"/>
+        </w:rPr>
+        <w:t>(</w:t>
+      </w:r>
+      <w:r>
+        <w:rPr>
+          <w:lang w:val="ru-RU"/>
+        </w:rPr>
+        <w:t xml:space="preserve"> управляет</w:t>
+      </w:r>
+      <w:proofErr w:type="gramEnd"/>
+      <w:r>
+        <w:rPr>
+          <w:lang w:val="ru-RU"/>
+        </w:rPr>
+        <w:t xml:space="preserve"> всеми сущностями системы).</w:t>
       </w:r>
     </w:p>
     <w:p>
@@ -5712,87 +5736,93 @@
         <w:rPr>
           <w:b/>
         </w:rPr>
+        <w:t>DTO</w:t>
+      </w:r>
+      <w:r>
+        <w:rPr>
+          <w:b/>
+          <w:lang w:val="ru-RU"/>
+        </w:rPr>
+        <w:t xml:space="preserve"> (</w:t>
+      </w:r>
+      <w:r>
+        <w:rPr>
+          <w:b/>
+        </w:rPr>
+        <w:t>Data</w:t>
+      </w:r>
+      <w:r>
+        <w:rPr>
+          <w:b/>
+          <w:lang w:val="ru-RU"/>
+        </w:rPr>
+        <w:t xml:space="preserve"> </w:t>
+      </w:r>
+      <w:r>
+        <w:rPr>
+          <w:b/>
+        </w:rPr>
+        <w:t>Transfer</w:t>
+      </w:r>
+      <w:r>
+        <w:rPr>
+          <w:b/>
+          <w:lang w:val="ru-RU"/>
+        </w:rPr>
+        <w:t xml:space="preserve"> </w:t>
+      </w:r>
+      <w:r>
+        <w:rPr>
+          <w:b/>
+        </w:rPr>
+        <w:t>Object</w:t>
+      </w:r>
+      <w:r>
+        <w:rPr>
+          <w:b/>
+          <w:lang w:val="ru-RU"/>
+        </w:rPr>
+        <w:t xml:space="preserve">). </w:t>
+      </w:r>
+      <w:r>
+        <w:rPr>
+          <w:lang w:val="ru-RU"/>
+        </w:rPr>
+        <w:t>Для передачи данных между слоями применяются неизменяемые записи (</w:t>
+      </w:r>
+      <w:r>
+        <w:t>record</w:t>
+      </w:r>
+      <w:r>
+        <w:rPr>
+          <w:lang w:val="ru-RU"/>
+        </w:rPr>
+        <w:t xml:space="preserve">) языка </w:t>
+      </w:r>
+      <w:r>
+        <w:t>C</w:t>
+      </w:r>
+      <w:r>
+        <w:rPr>
+          <w:lang w:val="ru-RU"/>
+        </w:rPr>
+        <w:t xml:space="preserve">#. </w:t>
+      </w:r>
+      <w:r>
+        <w:t>DTO</w:t>
+      </w:r>
+      <w:r>
+        <w:rPr>
+          <w:lang w:val="ru-RU"/>
+        </w:rPr>
+        <w:t xml:space="preserve"> изолируют </w:t>
+      </w:r>
+      <w:r>
+        <w:rPr>
+          <w:lang w:val="ru-RU"/>
+        </w:rPr>
         <w:lastRenderedPageBreak/>
-        <w:t>DTO</w:t>
-      </w:r>
-      <w:r>
-        <w:rPr>
-          <w:b/>
-          <w:lang w:val="ru-RU"/>
-        </w:rPr>
-        <w:t xml:space="preserve"> (</w:t>
-      </w:r>
-      <w:r>
-        <w:rPr>
-          <w:b/>
-        </w:rPr>
-        <w:t>Data</w:t>
-      </w:r>
-      <w:r>
-        <w:rPr>
-          <w:b/>
-          <w:lang w:val="ru-RU"/>
-        </w:rPr>
-        <w:t xml:space="preserve"> </w:t>
-      </w:r>
-      <w:r>
-        <w:rPr>
-          <w:b/>
-        </w:rPr>
-        <w:t>Transfer</w:t>
-      </w:r>
-      <w:r>
-        <w:rPr>
-          <w:b/>
-          <w:lang w:val="ru-RU"/>
-        </w:rPr>
-        <w:t xml:space="preserve"> </w:t>
-      </w:r>
-      <w:r>
-        <w:rPr>
-          <w:b/>
-        </w:rPr>
-        <w:t>Object</w:t>
-      </w:r>
-      <w:r>
-        <w:rPr>
-          <w:b/>
-          <w:lang w:val="ru-RU"/>
-        </w:rPr>
-        <w:t xml:space="preserve">). </w:t>
-      </w:r>
-      <w:r>
-        <w:rPr>
-          <w:lang w:val="ru-RU"/>
-        </w:rPr>
-        <w:t>Для передачи данных между слоями применяются неизменяемые записи (</w:t>
-      </w:r>
-      <w:r>
-        <w:t>record</w:t>
-      </w:r>
-      <w:r>
-        <w:rPr>
-          <w:lang w:val="ru-RU"/>
-        </w:rPr>
-        <w:t xml:space="preserve">) языка </w:t>
-      </w:r>
-      <w:r>
-        <w:t>C</w:t>
-      </w:r>
-      <w:r>
-        <w:rPr>
-          <w:lang w:val="ru-RU"/>
-        </w:rPr>
-        <w:t xml:space="preserve">#. </w:t>
-      </w:r>
-      <w:r>
-        <w:t>DTO</w:t>
-      </w:r>
-      <w:r>
-        <w:rPr>
-          <w:lang w:val="ru-RU"/>
-        </w:rPr>
-        <w:t xml:space="preserve"> изолируют внутреннюю структуру сущностей от </w:t>
+        <w:t xml:space="preserve">внутреннюю структуру сущностей от </w:t>
       </w:r>
       <w:r>
         <w:t>API</w:t>
@@ -6652,13 +6682,30 @@
         <w:pStyle w:val="31"/>
         <w:spacing w:after="80"/>
         <w:ind w:firstLine="709"/>
+        <w:rPr>
+          <w:lang w:val="ru-RU"/>
+        </w:rPr>
       </w:pPr>
       <w:bookmarkStart w:id="15" w:name="_Toc222430738"/>
       <w:r>
         <w:rPr>
           <w:rFonts w:ascii="Times New Roman" w:eastAsia="Times New Roman" w:hAnsi="Times New Roman"/>
-        </w:rPr>
-        <w:t>5.1. Таблица User (Пользователь)</w:t>
+          <w:lang w:val="ru-RU"/>
+        </w:rPr>
+        <w:t xml:space="preserve">5.1. Таблица </w:t>
+      </w:r>
+      <w:r>
+        <w:rPr>
+          <w:rFonts w:ascii="Times New Roman" w:eastAsia="Times New Roman" w:hAnsi="Times New Roman"/>
+        </w:rPr>
+        <w:t>User</w:t>
+      </w:r>
+      <w:r>
+        <w:rPr>
+          <w:rFonts w:ascii="Times New Roman" w:eastAsia="Times New Roman" w:hAnsi="Times New Roman"/>
+          <w:lang w:val="ru-RU"/>
+        </w:rPr>
+        <w:t xml:space="preserve"> (Пользователь)</w:t>
       </w:r>
       <w:bookmarkEnd w:id="15"/>
     </w:p>
@@ -6688,6 +6735,7 @@
               <w:spacing w:line="240" w:lineRule="auto"/>
               <w:jc w:val="center"/>
             </w:pPr>
+            <w:proofErr w:type="spellStart"/>
             <w:r>
               <w:rPr>
                 <w:b/>
@@ -6695,6 +6743,7 @@
               </w:rPr>
               <w:t>Атрибут</w:t>
             </w:r>
+            <w:proofErr w:type="spellEnd"/>
           </w:p>
         </w:tc>
         <w:tc>
@@ -7064,7 +7113,30 @@
     <w:p>
       <w:pPr>
         <w:spacing w:before="80" w:after="80"/>
-      </w:pPr>
+        <w:rPr>
+          <w:lang w:val="ru-RU"/>
+        </w:rPr>
+      </w:pPr>
+      <w:r>
+        <w:rPr>
+          <w:lang w:val="ru-RU"/>
+        </w:rPr>
+        <w:t xml:space="preserve">Сущность представляет зарегистрированного клиента или администратора системы, храня его личные данные, электронную почту и </w:t>
+      </w:r>
+      <w:proofErr w:type="spellStart"/>
+      <w:r>
+        <w:rPr>
+          <w:lang w:val="ru-RU"/>
+        </w:rPr>
+        <w:t>хеш</w:t>
+      </w:r>
+      <w:proofErr w:type="spellEnd"/>
+      <w:r>
+        <w:rPr>
+          <w:lang w:val="ru-RU"/>
+        </w:rPr>
+        <w:t xml:space="preserve"> пароля для безопасной авторизации. Пользователь выступает центральным элементом базы данных, так как он совершает покупки абонементов, записывается на тренировки и ведет учет своих спортивных результатов.</w:t>
+      </w:r>
     </w:p>
     <w:p>
       <w:pPr>
@@ -7477,7 +7549,30 @@
     <w:p>
       <w:pPr>
         <w:spacing w:before="80" w:after="80"/>
-      </w:pPr>
+        <w:rPr>
+          <w:lang w:val="ru-RU"/>
+        </w:rPr>
+      </w:pPr>
+      <w:r>
+        <w:rPr>
+          <w:lang w:val="ru-RU"/>
+        </w:rPr>
+        <w:t xml:space="preserve">Сущность </w:t>
+      </w:r>
+      <w:proofErr w:type="spellStart"/>
+      <w:r>
+        <w:rPr>
+          <w:lang w:val="ru-RU"/>
+        </w:rPr>
+        <w:t>Membership</w:t>
+      </w:r>
+      <w:proofErr w:type="spellEnd"/>
+      <w:r>
+        <w:rPr>
+          <w:lang w:val="ru-RU"/>
+        </w:rPr>
+        <w:t xml:space="preserve"> описывает доступный абонемент клуба, определяя его название, актуальную стоимость, общее описание и срок действия в днях.</w:t>
+      </w:r>
     </w:p>
     <w:p>
       <w:pPr>
@@ -7731,7 +7826,60 @@
     <w:p>
       <w:pPr>
         <w:spacing w:before="80" w:after="80"/>
-      </w:pPr>
+        <w:rPr>
+          <w:lang w:val="ru-RU"/>
+        </w:rPr>
+      </w:pPr>
+      <w:r>
+        <w:rPr>
+          <w:lang w:val="ru-RU"/>
+        </w:rPr>
+        <w:t>Таблица</w:t>
+      </w:r>
+      <w:r>
+        <w:rPr>
+          <w:lang w:val="ru-RU"/>
+        </w:rPr>
+        <w:t xml:space="preserve"> </w:t>
+      </w:r>
+      <w:proofErr w:type="spellStart"/>
+      <w:r>
+        <w:t>MembershipOption</w:t>
+      </w:r>
+      <w:proofErr w:type="spellEnd"/>
+      <w:r>
+        <w:rPr>
+          <w:lang w:val="ru-RU"/>
+        </w:rPr>
+        <w:t>, хран</w:t>
+      </w:r>
+      <w:r>
+        <w:rPr>
+          <w:lang w:val="ru-RU"/>
+        </w:rPr>
+        <w:t>ит</w:t>
+      </w:r>
+      <w:r>
+        <w:rPr>
+          <w:lang w:val="ru-RU"/>
+        </w:rPr>
+        <w:t xml:space="preserve"> текстовое описание конкретных услуг или преимуществ, входящих в тариф</w:t>
+      </w:r>
+      <w:r>
+        <w:rPr>
+          <w:lang w:val="ru-RU"/>
+        </w:rPr>
+        <w:t xml:space="preserve"> сущности </w:t>
+      </w:r>
+      <w:r>
+        <w:t>Membership</w:t>
+      </w:r>
+      <w:r>
+        <w:rPr>
+          <w:lang w:val="ru-RU"/>
+        </w:rPr>
+        <w:t>. При приобретении абонемента клиентом создается</w:t>
+      </w:r>
     </w:p>
     <w:p>
       <w:pPr>
@@ -7744,6 +7892,7 @@
         <w:rPr>
           <w:rFonts w:ascii="Times New Roman" w:eastAsia="Times New Roman" w:hAnsi="Times New Roman"/>
         </w:rPr>
+        <w:lastRenderedPageBreak/>
         <w:t>5.4. Таблица Category (Категория тренировки)</w:t>
       </w:r>
       <w:bookmarkEnd w:id="18"/>
@@ -7932,7 +8081,30 @@
     <w:p>
       <w:pPr>
         <w:spacing w:before="80" w:after="80"/>
-      </w:pPr>
+        <w:rPr>
+          <w:lang w:val="ru-RU"/>
+        </w:rPr>
+      </w:pPr>
+      <w:r>
+        <w:rPr>
+          <w:lang w:val="ru-RU"/>
+        </w:rPr>
+        <w:t xml:space="preserve">Сущность </w:t>
+      </w:r>
+      <w:proofErr w:type="spellStart"/>
+      <w:r>
+        <w:rPr>
+          <w:lang w:val="ru-RU"/>
+        </w:rPr>
+        <w:t>Category</w:t>
+      </w:r>
+      <w:proofErr w:type="spellEnd"/>
+      <w:r>
+        <w:rPr>
+          <w:lang w:val="ru-RU"/>
+        </w:rPr>
+        <w:t xml:space="preserve"> представляет собой простой справочник, который используется для базовой классификации различных направлений проводимых занятий.</w:t>
+      </w:r>
     </w:p>
     <w:p>
       <w:pPr>
@@ -8039,7 +8211,6 @@
               <w:rPr>
                 <w:sz w:val="24"/>
               </w:rPr>
-              <w:lastRenderedPageBreak/>
               <w:t>Id</w:t>
             </w:r>
           </w:p>
@@ -8244,7 +8415,22 @@
     <w:p>
       <w:pPr>
         <w:spacing w:before="80" w:after="80"/>
-      </w:pPr>
+        <w:rPr>
+          <w:lang w:val="ru-RU"/>
+        </w:rPr>
+      </w:pPr>
+      <w:r>
+        <w:rPr>
+          <w:lang w:val="ru-RU"/>
+        </w:rPr>
+        <w:t>Сущность</w:t>
+      </w:r>
+      <w:r>
+        <w:rPr>
+          <w:lang w:val="ru-RU"/>
+        </w:rPr>
+        <w:t xml:space="preserve"> Coach содержит профили преподавателей клуба, включая их полное имя, профессиональную специализацию и ссылку на загруженную фотографию.</w:t>
+      </w:r>
     </w:p>
     <w:p>
       <w:pPr>
@@ -8716,7 +8902,30 @@
     <w:p>
       <w:pPr>
         <w:spacing w:before="80" w:after="80"/>
-      </w:pPr>
+        <w:rPr>
+          <w:lang w:val="ru-RU"/>
+        </w:rPr>
+      </w:pPr>
+      <w:r>
+        <w:rPr>
+          <w:lang w:val="ru-RU"/>
+        </w:rPr>
+        <w:t xml:space="preserve">Сущность </w:t>
+      </w:r>
+      <w:proofErr w:type="spellStart"/>
+      <w:r>
+        <w:rPr>
+          <w:lang w:val="ru-RU"/>
+        </w:rPr>
+        <w:t>Training</w:t>
+      </w:r>
+      <w:proofErr w:type="spellEnd"/>
+      <w:r>
+        <w:rPr>
+          <w:lang w:val="ru-RU"/>
+        </w:rPr>
+        <w:t xml:space="preserve"> (Групповая тренировка) формирует расписание клуба, связывая конкретного тренера с определенной категорией занятия на заданную дату и время. Она также контролирует максимальное количество участников и позволяет задать индивидуальное описание для конкретного события.</w:t>
+      </w:r>
     </w:p>
     <w:p>
       <w:pPr>
@@ -8823,6 +9032,7 @@
               <w:rPr>
                 <w:sz w:val="24"/>
               </w:rPr>
+              <w:lastRenderedPageBreak/>
               <w:t>Id</w:t>
             </w:r>
           </w:p>
@@ -9129,7 +9339,42 @@
     <w:p>
       <w:pPr>
         <w:spacing w:before="80" w:after="80"/>
-      </w:pPr>
+        <w:rPr>
+          <w:lang w:val="ru-RU"/>
+        </w:rPr>
+      </w:pPr>
+      <w:r>
+        <w:rPr>
+          <w:lang w:val="ru-RU"/>
+        </w:rPr>
+        <w:t xml:space="preserve">сущность </w:t>
+      </w:r>
+      <w:proofErr w:type="spellStart"/>
+      <w:r>
+        <w:rPr>
+          <w:lang w:val="ru-RU"/>
+        </w:rPr>
+        <w:t>Purchase</w:t>
+      </w:r>
+      <w:proofErr w:type="spellEnd"/>
+      <w:r>
+        <w:rPr>
+          <w:lang w:val="ru-RU"/>
+        </w:rPr>
+        <w:t>, фиксиру</w:t>
+      </w:r>
+      <w:r>
+        <w:rPr>
+          <w:lang w:val="ru-RU"/>
+        </w:rPr>
+        <w:t>ет</w:t>
+      </w:r>
+      <w:r>
+        <w:rPr>
+          <w:lang w:val="ru-RU"/>
+        </w:rPr>
+        <w:t xml:space="preserve"> цену на момент транзакции и статус оплаты (ожидание или оплачено).</w:t>
+      </w:r>
     </w:p>
     <w:p>
       <w:pPr>
@@ -9455,7 +9700,36 @@
     <w:p>
       <w:pPr>
         <w:spacing w:before="80" w:after="80"/>
-      </w:pPr>
+        <w:rPr>
+          <w:lang w:val="ru-RU"/>
+        </w:rPr>
+      </w:pPr>
+      <w:r>
+        <w:rPr>
+          <w:lang w:val="ru-RU"/>
+        </w:rPr>
+        <w:t xml:space="preserve">сущность </w:t>
+      </w:r>
+      <w:proofErr w:type="spellStart"/>
+      <w:r>
+        <w:rPr>
+          <w:lang w:val="ru-RU"/>
+        </w:rPr>
+        <w:t>Booking</w:t>
+      </w:r>
+      <w:proofErr w:type="spellEnd"/>
+      <w:r>
+        <w:rPr>
+          <w:lang w:val="ru-RU"/>
+        </w:rPr>
+        <w:t xml:space="preserve"> </w:t>
+      </w:r>
+      <w:r>
+        <w:rPr>
+          <w:lang w:val="ru-RU"/>
+        </w:rPr>
+        <w:t>управляет статусами бронирования (активно или отменено) и технически защищает систему от двойной записи пользователя на одну и ту же активную тренировку.</w:t>
+      </w:r>
     </w:p>
     <w:p>
       <w:pPr>
@@ -9509,14 +9783,7 @@
         <w:rPr>
           <w:lang w:val="ru-RU"/>
         </w:rPr>
-        <w:t xml:space="preserve">, что предотвращает повторную запись на ту же </w:t>
-      </w:r>
-      <w:r>
-        <w:rPr>
-          <w:lang w:val="ru-RU"/>
-        </w:rPr>
-        <w:lastRenderedPageBreak/>
-        <w:t>тренировку при наличии активной записи, но допускает повторную запись после отмены.</w:t>
+        <w:t>, что предотвращает повторную запись на ту же тренировку при наличии активной записи, но допускает повторную запись после отмены.</w:t>
       </w:r>
     </w:p>
     <w:p>
@@ -9992,7 +10259,30 @@
     <w:p>
       <w:pPr>
         <w:spacing w:before="80" w:after="80"/>
-      </w:pPr>
+        <w:rPr>
+          <w:lang w:val="ru-RU"/>
+        </w:rPr>
+      </w:pPr>
+      <w:r>
+        <w:rPr>
+          <w:lang w:val="ru-RU"/>
+        </w:rPr>
+        <w:t xml:space="preserve">Сущность </w:t>
+      </w:r>
+      <w:proofErr w:type="spellStart"/>
+      <w:r>
+        <w:rPr>
+          <w:lang w:val="ru-RU"/>
+        </w:rPr>
+        <w:t>ProgressTracker</w:t>
+      </w:r>
+      <w:proofErr w:type="spellEnd"/>
+      <w:r>
+        <w:rPr>
+          <w:lang w:val="ru-RU"/>
+        </w:rPr>
+        <w:t xml:space="preserve"> дает возможность пользователям создавать личные спортивные цели, указывая название отслеживаемого показателя, желаемое целевое значение и единицы измерения.</w:t>
+      </w:r>
     </w:p>
     <w:p>
       <w:pPr>
@@ -10009,6 +10299,7 @@
           <w:rFonts w:ascii="Times New Roman" w:eastAsia="Times New Roman" w:hAnsi="Times New Roman"/>
           <w:lang w:val="ru-RU"/>
         </w:rPr>
+        <w:lastRenderedPageBreak/>
         <w:t xml:space="preserve">5.10. Таблица </w:t>
       </w:r>
       <w:proofErr w:type="spellStart"/>
@@ -10320,7 +10611,30 @@
     <w:p>
       <w:pPr>
         <w:spacing w:before="80" w:after="80"/>
-      </w:pPr>
+        <w:rPr>
+          <w:lang w:val="ru-RU"/>
+        </w:rPr>
+      </w:pPr>
+      <w:r>
+        <w:rPr>
+          <w:lang w:val="ru-RU"/>
+        </w:rPr>
+        <w:t xml:space="preserve">Каждое новое достижение клиента фиксируется в таблице </w:t>
+      </w:r>
+      <w:proofErr w:type="spellStart"/>
+      <w:r>
+        <w:rPr>
+          <w:lang w:val="ru-RU"/>
+        </w:rPr>
+        <w:t>ProgressEntry</w:t>
+      </w:r>
+      <w:proofErr w:type="spellEnd"/>
+      <w:r>
+        <w:rPr>
+          <w:lang w:val="ru-RU"/>
+        </w:rPr>
+        <w:t>, где сохраняется фактическое значение результата и точная дата выполнения замера.</w:t>
+      </w:r>
     </w:p>
     <w:p>
       <w:pPr>
@@ -10420,9 +10734,8 @@
         <w:tblLook w:val="04A0" w:firstRow="1" w:lastRow="0" w:firstColumn="1" w:lastColumn="0" w:noHBand="0" w:noVBand="1"/>
       </w:tblPr>
       <w:tblGrid>
-        <w:gridCol w:w="3230"/>
-        <w:gridCol w:w="3230"/>
-        <w:gridCol w:w="3230"/>
+        <w:gridCol w:w="4910"/>
+        <w:gridCol w:w="4958"/>
       </w:tblGrid>
       <w:tr>
         <w:trPr>
@@ -10430,7 +10743,7 @@
         </w:trPr>
         <w:tc>
           <w:tcPr>
-            <w:tcW w:w="3230" w:type="dxa"/>
+            <w:tcW w:w="4910" w:type="dxa"/>
             <w:shd w:val="clear" w:color="auto" w:fill="D9D9D9"/>
           </w:tcPr>
           <w:p>
@@ -10438,6 +10751,7 @@
               <w:spacing w:line="240" w:lineRule="auto"/>
               <w:jc w:val="center"/>
             </w:pPr>
+            <w:proofErr w:type="spellStart"/>
             <w:r>
               <w:rPr>
                 <w:b/>
@@ -10445,11 +10759,12 @@
               </w:rPr>
               <w:t>Связь</w:t>
             </w:r>
+            <w:proofErr w:type="spellEnd"/>
           </w:p>
         </w:tc>
         <w:tc>
           <w:tcPr>
-            <w:tcW w:w="3230" w:type="dxa"/>
+            <w:tcW w:w="4958" w:type="dxa"/>
             <w:shd w:val="clear" w:color="auto" w:fill="D9D9D9"/>
           </w:tcPr>
           <w:p>
@@ -10457,6 +10772,7 @@
               <w:spacing w:line="240" w:lineRule="auto"/>
               <w:jc w:val="center"/>
             </w:pPr>
+            <w:proofErr w:type="spellStart"/>
             <w:r>
               <w:rPr>
                 <w:b/>
@@ -10464,25 +10780,7 @@
               </w:rPr>
               <w:t>Тип</w:t>
             </w:r>
-          </w:p>
-        </w:tc>
-        <w:tc>
-          <w:tcPr>
-            <w:tcW w:w="3230" w:type="dxa"/>
-            <w:shd w:val="clear" w:color="auto" w:fill="D9D9D9"/>
-          </w:tcPr>
-          <w:p>
-            <w:pPr>
-              <w:spacing w:line="240" w:lineRule="auto"/>
-              <w:jc w:val="center"/>
-            </w:pPr>
-            <w:r>
-              <w:rPr>
-                <w:b/>
-                <w:sz w:val="24"/>
-              </w:rPr>
-              <w:t>Описание</w:t>
-            </w:r>
+            <w:proofErr w:type="spellEnd"/>
           </w:p>
         </w:tc>
       </w:tr>
@@ -10492,7 +10790,7 @@
         </w:trPr>
         <w:tc>
           <w:tcPr>
-            <w:tcW w:w="3230" w:type="dxa"/>
+            <w:tcW w:w="4910" w:type="dxa"/>
           </w:tcPr>
           <w:p>
             <w:pPr>
@@ -10502,13 +10800,26 @@
               <w:rPr>
                 <w:sz w:val="24"/>
               </w:rPr>
-              <w:t>User → Purchase</w:t>
+              <w:t xml:space="preserve">User </w:t>
+            </w:r>
+            <w:r>
+              <w:rPr>
+                <w:sz w:val="24"/>
+                <w:lang w:val="ru-RU"/>
+              </w:rPr>
+              <w:t>-</w:t>
+            </w:r>
+            <w:r>
+              <w:rPr>
+                <w:sz w:val="24"/>
+              </w:rPr>
+              <w:t xml:space="preserve"> Purchase</w:t>
             </w:r>
           </w:p>
         </w:tc>
         <w:tc>
           <w:tcPr>
-            <w:tcW w:w="3230" w:type="dxa"/>
+            <w:tcW w:w="4958" w:type="dxa"/>
           </w:tcPr>
           <w:p>
             <w:pPr>
@@ -10522,9 +10833,14 @@
             </w:r>
           </w:p>
         </w:tc>
+      </w:tr>
+      <w:tr>
+        <w:trPr>
+          <w:jc w:val="center"/>
+        </w:trPr>
         <w:tc>
           <w:tcPr>
-            <w:tcW w:w="3230" w:type="dxa"/>
+            <w:tcW w:w="4910" w:type="dxa"/>
           </w:tcPr>
           <w:p>
             <w:pPr>
@@ -10534,34 +10850,26 @@
               <w:rPr>
                 <w:sz w:val="24"/>
               </w:rPr>
-              <w:t>Пользователь совершает множество покупок</w:t>
+              <w:t xml:space="preserve">User </w:t>
             </w:r>
-          </w:p>
-        </w:tc>
-      </w:tr>
-      <w:tr>
-        <w:trPr>
-          <w:jc w:val="center"/>
-        </w:trPr>
-        <w:tc>
-          <w:tcPr>
-            <w:tcW w:w="3230" w:type="dxa"/>
-          </w:tcPr>
-          <w:p>
-            <w:pPr>
-              <w:spacing w:line="240" w:lineRule="auto"/>
-            </w:pPr>
+            <w:r>
+              <w:rPr>
+                <w:sz w:val="24"/>
+                <w:lang w:val="ru-RU"/>
+              </w:rPr>
+              <w:t>-</w:t>
+            </w:r>
             <w:r>
               <w:rPr>
                 <w:sz w:val="24"/>
               </w:rPr>
-              <w:t>User → Booking</w:t>
+              <w:t xml:space="preserve"> Booking</w:t>
             </w:r>
           </w:p>
         </w:tc>
         <w:tc>
           <w:tcPr>
-            <w:tcW w:w="3230" w:type="dxa"/>
+            <w:tcW w:w="4958" w:type="dxa"/>
           </w:tcPr>
           <w:p>
             <w:pPr>
@@ -10575,26 +10883,6 @@
             </w:r>
           </w:p>
         </w:tc>
-        <w:tc>
-          <w:tcPr>
-            <w:tcW w:w="3230" w:type="dxa"/>
-          </w:tcPr>
-          <w:p>
-            <w:pPr>
-              <w:spacing w:line="240" w:lineRule="auto"/>
-              <w:rPr>
-                <w:lang w:val="ru-RU"/>
-              </w:rPr>
-            </w:pPr>
-            <w:r>
-              <w:rPr>
-                <w:sz w:val="24"/>
-                <w:lang w:val="ru-RU"/>
-              </w:rPr>
-              <w:t>Пользователь записывается на множество тренировок</w:t>
-            </w:r>
-          </w:p>
-        </w:tc>
       </w:tr>
       <w:tr>
         <w:trPr>
@@ -10602,7 +10890,7 @@
         </w:trPr>
         <w:tc>
           <w:tcPr>
-            <w:tcW w:w="3230" w:type="dxa"/>
+            <w:tcW w:w="4910" w:type="dxa"/>
           </w:tcPr>
           <w:p>
             <w:pPr>
@@ -10612,7 +10900,20 @@
               <w:rPr>
                 <w:sz w:val="24"/>
               </w:rPr>
-              <w:t xml:space="preserve">User → </w:t>
+              <w:t xml:space="preserve">User </w:t>
+            </w:r>
+            <w:r>
+              <w:rPr>
+                <w:sz w:val="24"/>
+                <w:lang w:val="ru-RU"/>
+              </w:rPr>
+              <w:t>-</w:t>
+            </w:r>
+            <w:r>
+              <w:rPr>
+                <w:sz w:val="24"/>
+              </w:rPr>
+              <w:t xml:space="preserve"> </w:t>
             </w:r>
             <w:proofErr w:type="spellStart"/>
             <w:r>
@@ -10626,7 +10927,7 @@
         </w:tc>
         <w:tc>
           <w:tcPr>
-            <w:tcW w:w="3230" w:type="dxa"/>
+            <w:tcW w:w="4958" w:type="dxa"/>
           </w:tcPr>
           <w:p>
             <w:pPr>
@@ -10640,9 +10941,14 @@
             </w:r>
           </w:p>
         </w:tc>
+      </w:tr>
+      <w:tr>
+        <w:trPr>
+          <w:jc w:val="center"/>
+        </w:trPr>
         <w:tc>
           <w:tcPr>
-            <w:tcW w:w="3230" w:type="dxa"/>
+            <w:tcW w:w="4910" w:type="dxa"/>
           </w:tcPr>
           <w:p>
             <w:pPr>
@@ -10652,34 +10958,34 @@
               <w:rPr>
                 <w:sz w:val="24"/>
               </w:rPr>
-              <w:t>Пользователь создаёт множество трекеров</w:t>
+              <w:t xml:space="preserve">Membership </w:t>
             </w:r>
-          </w:p>
-        </w:tc>
-      </w:tr>
-      <w:tr>
-        <w:trPr>
-          <w:jc w:val="center"/>
-        </w:trPr>
-        <w:tc>
-          <w:tcPr>
-            <w:tcW w:w="3230" w:type="dxa"/>
-          </w:tcPr>
-          <w:p>
-            <w:pPr>
-              <w:spacing w:line="240" w:lineRule="auto"/>
-            </w:pPr>
+            <w:r>
+              <w:rPr>
+                <w:sz w:val="24"/>
+                <w:lang w:val="ru-RU"/>
+              </w:rPr>
+              <w:t>-</w:t>
+            </w:r>
             <w:r>
               <w:rPr>
                 <w:sz w:val="24"/>
               </w:rPr>
-              <w:t>Membership → MembershipOption</w:t>
+              <w:t xml:space="preserve"> </w:t>
             </w:r>
+            <w:proofErr w:type="spellStart"/>
+            <w:r>
+              <w:rPr>
+                <w:sz w:val="24"/>
+              </w:rPr>
+              <w:t>MembershipOption</w:t>
+            </w:r>
+            <w:proofErr w:type="spellEnd"/>
           </w:p>
         </w:tc>
         <w:tc>
           <w:tcPr>
-            <w:tcW w:w="3230" w:type="dxa"/>
+            <w:tcW w:w="4958" w:type="dxa"/>
           </w:tcPr>
           <w:p>
             <w:pPr>
@@ -10693,26 +10999,6 @@
             </w:r>
           </w:p>
         </w:tc>
-        <w:tc>
-          <w:tcPr>
-            <w:tcW w:w="3230" w:type="dxa"/>
-          </w:tcPr>
-          <w:p>
-            <w:pPr>
-              <w:spacing w:line="240" w:lineRule="auto"/>
-              <w:rPr>
-                <w:lang w:val="ru-RU"/>
-              </w:rPr>
-            </w:pPr>
-            <w:r>
-              <w:rPr>
-                <w:sz w:val="24"/>
-                <w:lang w:val="ru-RU"/>
-              </w:rPr>
-              <w:t>Абонемент включает множество опций (каскадное удаление)</w:t>
-            </w:r>
-          </w:p>
-        </w:tc>
       </w:tr>
       <w:tr>
         <w:trPr>
@@ -10720,7 +11006,7 @@
         </w:trPr>
         <w:tc>
           <w:tcPr>
-            <w:tcW w:w="3230" w:type="dxa"/>
+            <w:tcW w:w="4910" w:type="dxa"/>
           </w:tcPr>
           <w:p>
             <w:pPr>
@@ -10730,13 +11016,26 @@
               <w:rPr>
                 <w:sz w:val="24"/>
               </w:rPr>
-              <w:t>Membership → Purchase</w:t>
+              <w:t xml:space="preserve">Membership </w:t>
+            </w:r>
+            <w:r>
+              <w:rPr>
+                <w:sz w:val="24"/>
+                <w:lang w:val="ru-RU"/>
+              </w:rPr>
+              <w:t>-</w:t>
+            </w:r>
+            <w:r>
+              <w:rPr>
+                <w:sz w:val="24"/>
+              </w:rPr>
+              <w:t xml:space="preserve"> Purchase</w:t>
             </w:r>
           </w:p>
         </w:tc>
         <w:tc>
           <w:tcPr>
-            <w:tcW w:w="3230" w:type="dxa"/>
+            <w:tcW w:w="4958" w:type="dxa"/>
           </w:tcPr>
           <w:p>
             <w:pPr>
@@ -10750,26 +11049,6 @@
             </w:r>
           </w:p>
         </w:tc>
-        <w:tc>
-          <w:tcPr>
-            <w:tcW w:w="3230" w:type="dxa"/>
-          </w:tcPr>
-          <w:p>
-            <w:pPr>
-              <w:spacing w:line="240" w:lineRule="auto"/>
-              <w:rPr>
-                <w:lang w:val="ru-RU"/>
-              </w:rPr>
-            </w:pPr>
-            <w:r>
-              <w:rPr>
-                <w:sz w:val="24"/>
-                <w:lang w:val="ru-RU"/>
-              </w:rPr>
-              <w:t>Абонемент фигурирует в множестве покупок</w:t>
-            </w:r>
-          </w:p>
-        </w:tc>
       </w:tr>
       <w:tr>
         <w:trPr>
@@ -10777,7 +11056,7 @@
         </w:trPr>
         <w:tc>
           <w:tcPr>
-            <w:tcW w:w="3230" w:type="dxa"/>
+            <w:tcW w:w="4910" w:type="dxa"/>
           </w:tcPr>
           <w:p>
             <w:pPr>
@@ -10787,14 +11066,26 @@
               <w:rPr>
                 <w:sz w:val="24"/>
               </w:rPr>
-              <w:lastRenderedPageBreak/>
-              <w:t>Category → Training</w:t>
+              <w:t xml:space="preserve">Category </w:t>
+            </w:r>
+            <w:r>
+              <w:rPr>
+                <w:sz w:val="24"/>
+                <w:lang w:val="ru-RU"/>
+              </w:rPr>
+              <w:t>-</w:t>
+            </w:r>
+            <w:r>
+              <w:rPr>
+                <w:sz w:val="24"/>
+              </w:rPr>
+              <w:t xml:space="preserve"> Training</w:t>
             </w:r>
           </w:p>
         </w:tc>
         <w:tc>
           <w:tcPr>
-            <w:tcW w:w="3230" w:type="dxa"/>
+            <w:tcW w:w="4958" w:type="dxa"/>
           </w:tcPr>
           <w:p>
             <w:pPr>
@@ -10808,9 +11099,14 @@
             </w:r>
           </w:p>
         </w:tc>
+      </w:tr>
+      <w:tr>
+        <w:trPr>
+          <w:jc w:val="center"/>
+        </w:trPr>
         <w:tc>
           <w:tcPr>
-            <w:tcW w:w="3230" w:type="dxa"/>
+            <w:tcW w:w="4910" w:type="dxa"/>
           </w:tcPr>
           <w:p>
             <w:pPr>
@@ -10820,34 +11116,26 @@
               <w:rPr>
                 <w:sz w:val="24"/>
               </w:rPr>
-              <w:t>Категория объединяет множество тренировок</w:t>
+              <w:t xml:space="preserve">Coach </w:t>
             </w:r>
-          </w:p>
-        </w:tc>
-      </w:tr>
-      <w:tr>
-        <w:trPr>
-          <w:jc w:val="center"/>
-        </w:trPr>
-        <w:tc>
-          <w:tcPr>
-            <w:tcW w:w="3230" w:type="dxa"/>
-          </w:tcPr>
-          <w:p>
-            <w:pPr>
-              <w:spacing w:line="240" w:lineRule="auto"/>
-            </w:pPr>
+            <w:r>
+              <w:rPr>
+                <w:sz w:val="24"/>
+                <w:lang w:val="ru-RU"/>
+              </w:rPr>
+              <w:t>-</w:t>
+            </w:r>
             <w:r>
               <w:rPr>
                 <w:sz w:val="24"/>
               </w:rPr>
-              <w:t>Coach → Training</w:t>
+              <w:t xml:space="preserve"> Training</w:t>
             </w:r>
           </w:p>
         </w:tc>
         <w:tc>
           <w:tcPr>
-            <w:tcW w:w="3230" w:type="dxa"/>
+            <w:tcW w:w="4958" w:type="dxa"/>
           </w:tcPr>
           <w:p>
             <w:pPr>
@@ -10861,9 +11149,14 @@
             </w:r>
           </w:p>
         </w:tc>
+      </w:tr>
+      <w:tr>
+        <w:trPr>
+          <w:jc w:val="center"/>
+        </w:trPr>
         <w:tc>
           <w:tcPr>
-            <w:tcW w:w="3230" w:type="dxa"/>
+            <w:tcW w:w="4910" w:type="dxa"/>
           </w:tcPr>
           <w:p>
             <w:pPr>
@@ -10873,34 +11166,26 @@
               <w:rPr>
                 <w:sz w:val="24"/>
               </w:rPr>
-              <w:t>Тренер ведёт множество тренировок</w:t>
+              <w:t xml:space="preserve">Training </w:t>
             </w:r>
-          </w:p>
-        </w:tc>
-      </w:tr>
-      <w:tr>
-        <w:trPr>
-          <w:jc w:val="center"/>
-        </w:trPr>
-        <w:tc>
-          <w:tcPr>
-            <w:tcW w:w="3230" w:type="dxa"/>
-          </w:tcPr>
-          <w:p>
-            <w:pPr>
-              <w:spacing w:line="240" w:lineRule="auto"/>
-            </w:pPr>
+            <w:r>
+              <w:rPr>
+                <w:sz w:val="24"/>
+                <w:lang w:val="ru-RU"/>
+              </w:rPr>
+              <w:t>-</w:t>
+            </w:r>
             <w:r>
               <w:rPr>
                 <w:sz w:val="24"/>
               </w:rPr>
-              <w:t>Training → Booking</w:t>
+              <w:t xml:space="preserve"> Booking</w:t>
             </w:r>
           </w:p>
         </w:tc>
         <w:tc>
           <w:tcPr>
-            <w:tcW w:w="3230" w:type="dxa"/>
+            <w:tcW w:w="4958" w:type="dxa"/>
           </w:tcPr>
           <w:p>
             <w:pPr>
@@ -10914,26 +11199,6 @@
             </w:r>
           </w:p>
         </w:tc>
-        <w:tc>
-          <w:tcPr>
-            <w:tcW w:w="3230" w:type="dxa"/>
-          </w:tcPr>
-          <w:p>
-            <w:pPr>
-              <w:spacing w:line="240" w:lineRule="auto"/>
-              <w:rPr>
-                <w:lang w:val="ru-RU"/>
-              </w:rPr>
-            </w:pPr>
-            <w:r>
-              <w:rPr>
-                <w:sz w:val="24"/>
-                <w:lang w:val="ru-RU"/>
-              </w:rPr>
-              <w:t>На тренировку записывается множество пользователей</w:t>
-            </w:r>
-          </w:p>
-        </w:tc>
       </w:tr>
       <w:tr>
         <w:trPr>
@@ -10941,7 +11206,7 @@
         </w:trPr>
         <w:tc>
           <w:tcPr>
-            <w:tcW w:w="3230" w:type="dxa"/>
+            <w:tcW w:w="4910" w:type="dxa"/>
           </w:tcPr>
           <w:p>
             <w:pPr>
@@ -10959,7 +11224,14 @@
               <w:rPr>
                 <w:sz w:val="24"/>
               </w:rPr>
-              <w:t xml:space="preserve"> → </w:t>
+              <w:t xml:space="preserve"> </w:t>
+            </w:r>
+            <w:r>
+              <w:rPr>
+                <w:sz w:val="24"/>
+                <w:lang w:val="ru-RU"/>
+              </w:rPr>
+              <w:t>-</w:t>
             </w:r>
             <w:proofErr w:type="spellStart"/>
             <w:r>
@@ -10973,7 +11245,7 @@
         </w:tc>
         <w:tc>
           <w:tcPr>
-            <w:tcW w:w="3230" w:type="dxa"/>
+            <w:tcW w:w="4958" w:type="dxa"/>
           </w:tcPr>
           <w:p>
             <w:pPr>
@@ -10987,26 +11259,6 @@
             </w:r>
           </w:p>
         </w:tc>
-        <w:tc>
-          <w:tcPr>
-            <w:tcW w:w="3230" w:type="dxa"/>
-          </w:tcPr>
-          <w:p>
-            <w:pPr>
-              <w:spacing w:line="240" w:lineRule="auto"/>
-              <w:rPr>
-                <w:lang w:val="ru-RU"/>
-              </w:rPr>
-            </w:pPr>
-            <w:r>
-              <w:rPr>
-                <w:sz w:val="24"/>
-                <w:lang w:val="ru-RU"/>
-              </w:rPr>
-              <w:t>Трекер содержит множество замеров (каскадное удаление)</w:t>
-            </w:r>
-          </w:p>
-        </w:tc>
       </w:tr>
     </w:tbl>
     <w:p>
@@ -12346,6 +12598,9 @@
         <w:jc w:val="center"/>
       </w:pPr>
       <w:r>
+        <w:rPr>
+          <w:noProof/>
+        </w:rPr>
         <w:drawing>
           <wp:inline distT="0" distB="0" distL="0" distR="0" wp14:anchorId="42490CE1" wp14:editId="2023677A">
             <wp:extent cx="6000750" cy="6047631"/>
@@ -12406,6 +12661,9 @@
         <w:jc w:val="center"/>
       </w:pPr>
       <w:r>
+        <w:rPr>
+          <w:noProof/>
+        </w:rPr>
         <w:lastRenderedPageBreak/>
         <w:drawing>
           <wp:inline distT="0" distB="0" distL="0" distR="0" wp14:anchorId="07D00F74" wp14:editId="59E6EF59">
@@ -12467,6 +12725,9 @@
         <w:jc w:val="center"/>
       </w:pPr>
       <w:r>
+        <w:rPr>
+          <w:noProof/>
+        </w:rPr>
         <w:lastRenderedPageBreak/>
         <w:drawing>
           <wp:inline distT="0" distB="0" distL="0" distR="0" wp14:anchorId="0D5E0575" wp14:editId="4550E62E">
@@ -12528,6 +12789,9 @@
         <w:jc w:val="center"/>
       </w:pPr>
       <w:r>
+        <w:rPr>
+          <w:noProof/>
+        </w:rPr>
         <w:lastRenderedPageBreak/>
         <w:drawing>
           <wp:inline distT="0" distB="0" distL="0" distR="0" wp14:anchorId="25B1AF5E" wp14:editId="3BF2A761">
@@ -12591,10 +12855,10 @@
       <w:r>
         <w:lastRenderedPageBreak/>
         <w:drawing>
-          <wp:inline distT="0" distB="0" distL="0" distR="0" wp14:anchorId="6BEA3DF3" wp14:editId="19CC8B06">
-            <wp:extent cx="6152515" cy="6409055"/>
+          <wp:inline distT="0" distB="0" distL="0" distR="0" wp14:anchorId="0EAF1A21" wp14:editId="49D0143C">
+            <wp:extent cx="6152515" cy="5393055"/>
             <wp:effectExtent l="0" t="0" r="635" b="0"/>
-            <wp:docPr id="629653574" name="Рисунок 1" descr="Изображение выглядит как текст, снимок экрана, диаграмма, Параллельный&#10;&#10;Содержимое, созданное искусственным интеллектом, может быть неверным."/>
+            <wp:docPr id="948541479" name="Рисунок 1"/>
             <wp:cNvGraphicFramePr>
               <a:graphicFrameLocks xmlns:a="http://schemas.openxmlformats.org/drawingml/2006/main" noChangeAspect="1"/>
             </wp:cNvGraphicFramePr>
@@ -12602,7 +12866,7 @@
               <a:graphicData uri="http://schemas.openxmlformats.org/drawingml/2006/picture">
                 <pic:pic xmlns:pic="http://schemas.openxmlformats.org/drawingml/2006/picture">
                   <pic:nvPicPr>
-                    <pic:cNvPr id="629653574" name="Рисунок 1" descr="Изображение выглядит как текст, снимок экрана, диаграмма, Параллельный&#10;&#10;Содержимое, созданное искусственным интеллектом, может быть неверным."/>
+                    <pic:cNvPr id="948541479" name=""/>
                     <pic:cNvPicPr/>
                   </pic:nvPicPr>
                   <pic:blipFill>
@@ -12614,7 +12878,7 @@
                   <pic:spPr>
                     <a:xfrm>
                       <a:off x="0" y="0"/>
-                      <a:ext cx="6152515" cy="6409055"/>
+                      <a:ext cx="6152515" cy="5393055"/>
                     </a:xfrm>
                     <a:prstGeom prst="rect">
                       <a:avLst/>
@@ -12712,6 +12976,7 @@
       <w:r>
         <w:rPr>
           <w:i/>
+          <w:noProof/>
           <w:sz w:val="24"/>
         </w:rPr>
         <w:drawing>
@@ -12779,6 +13044,9 @@
         <w:jc w:val="center"/>
       </w:pPr>
       <w:r>
+        <w:rPr>
+          <w:noProof/>
+        </w:rPr>
         <w:drawing>
           <wp:inline distT="0" distB="0" distL="0" distR="0" wp14:anchorId="6721711E" wp14:editId="404D6608">
             <wp:extent cx="6152515" cy="2925445"/>
@@ -12856,6 +13124,7 @@
       <w:r>
         <w:rPr>
           <w:i/>
+          <w:noProof/>
           <w:sz w:val="24"/>
         </w:rPr>
         <w:drawing>
@@ -12928,6 +13197,7 @@
       <w:r>
         <w:rPr>
           <w:i/>
+          <w:noProof/>
           <w:sz w:val="24"/>
         </w:rPr>
         <w:drawing>
@@ -13026,6 +13296,7 @@
       <w:r>
         <w:rPr>
           <w:i/>
+          <w:noProof/>
           <w:sz w:val="24"/>
         </w:rPr>
         <w:lastRenderedPageBreak/>
@@ -13106,6 +13377,7 @@
       <w:r>
         <w:rPr>
           <w:i/>
+          <w:noProof/>
           <w:sz w:val="24"/>
         </w:rPr>
         <w:drawing>
@@ -13172,6 +13444,7 @@
       </w:pPr>
       <w:r>
         <w:rPr>
+          <w:noProof/>
           <w:lang w:val="ru-RU"/>
         </w:rPr>
         <w:lastRenderedPageBreak/>
@@ -13270,6 +13543,7 @@
             <w:r>
               <w:rPr>
                 <w:i/>
+                <w:noProof/>
                 <w:color w:val="969696"/>
                 <w:sz w:val="24"/>
               </w:rPr>
@@ -13384,6 +13658,7 @@
             <w:r>
               <w:rPr>
                 <w:i/>
+                <w:noProof/>
                 <w:color w:val="969696"/>
                 <w:sz w:val="24"/>
                 <w:lang w:val="ru-RU"/>
@@ -13478,6 +13753,7 @@
             <w:r>
               <w:rPr>
                 <w:i/>
+                <w:noProof/>
                 <w:color w:val="969696"/>
                 <w:sz w:val="24"/>
               </w:rPr>
@@ -13570,6 +13846,7 @@
             <w:r>
               <w:rPr>
                 <w:i/>
+                <w:noProof/>
                 <w:color w:val="969696"/>
                 <w:sz w:val="24"/>
               </w:rPr>
@@ -13663,6 +13940,7 @@
             <w:r>
               <w:rPr>
                 <w:i/>
+                <w:noProof/>
                 <w:color w:val="969696"/>
                 <w:sz w:val="24"/>
               </w:rPr>
@@ -13710,17 +13988,29 @@
       <w:pPr>
         <w:spacing w:after="120"/>
         <w:jc w:val="center"/>
+        <w:rPr>
+          <w:lang w:val="ru-RU"/>
+        </w:rPr>
       </w:pPr>
       <w:r>
         <w:rPr>
           <w:i/>
           <w:sz w:val="24"/>
+          <w:lang w:val="ru-RU"/>
         </w:rPr>
         <w:t>Рисунок 19. Админ-панель: управление тренерами</w:t>
       </w:r>
     </w:p>
     <w:p>
-      <w:r>
+      <w:pPr>
+        <w:rPr>
+          <w:lang w:val="ru-RU"/>
+        </w:rPr>
+      </w:pPr>
+      <w:r>
+        <w:rPr>
+          <w:lang w:val="ru-RU"/>
+        </w:rPr>
         <w:br w:type="page"/>
       </w:r>
     </w:p>
@@ -13728,11 +14018,15 @@
       <w:pPr>
         <w:pStyle w:val="1"/>
         <w:spacing w:before="240" w:after="120"/>
+        <w:rPr>
+          <w:lang w:val="ru-RU"/>
+        </w:rPr>
       </w:pPr>
       <w:bookmarkStart w:id="37" w:name="_Toc222430760"/>
       <w:r>
         <w:rPr>
           <w:rFonts w:ascii="Times New Roman" w:eastAsia="Times New Roman" w:hAnsi="Times New Roman"/>
+          <w:lang w:val="ru-RU"/>
         </w:rPr>
         <w:lastRenderedPageBreak/>
         <w:t>Заключение</w:t>
@@ -15320,7 +15614,6 @@
   <w:style w:type="character" w:default="1" w:styleId="a2">
     <w:name w:val="Default Paragraph Font"/>
     <w:uiPriority w:val="1"/>
-    <w:semiHidden/>
     <w:unhideWhenUsed/>
   </w:style>
   <w:style w:type="table" w:default="1" w:styleId="a3">
